--- a/2026 الى 2027/خطط القسم 2027/خطة معلم جديد قسم الكيمياء  2027/خطة معلم جديد 2027.docx
+++ b/2026 الى 2027/خطط القسم 2027/خطة معلم جديد قسم الكيمياء  2027/خطة معلم جديد 2027.docx
@@ -144,7 +144,7 @@
                       <w:rtl/>
                       <w:lang w:bidi="ar-QA"/>
                     </w:rPr>
-                    <w:t>6</w:t>
+                    <w:t>7</w:t>
                   </w:r>
                   <w:r>
                     <w:rPr>
@@ -168,7 +168,7 @@
                       <w:rtl/>
                       <w:lang w:bidi="ar-QA"/>
                     </w:rPr>
-                    <w:t>5</w:t>
+                    <w:t>7</w:t>
                   </w:r>
                   <w:r>
                     <w:rPr>
